--- a/Haleon long.docx
+++ b/Haleon long.docx
@@ -58,13 +58,19 @@
         <w:t xml:space="preserve"> implying</w:t>
       </w:r>
       <w:r>
-        <w:t xml:space="preserve"> an upside of 3</w:t>
+        <w:t xml:space="preserve"> 3</w:t>
       </w:r>
       <w:r>
         <w:t>0</w:t>
       </w:r>
       <w:r>
-        <w:t xml:space="preserve">%. </w:t>
+        <w:t>%</w:t>
+      </w:r>
+      <w:r>
+        <w:t xml:space="preserve"> upside</w:t>
+      </w:r>
+      <w:r>
+        <w:t xml:space="preserve">. </w:t>
       </w:r>
       <w:proofErr w:type="spellStart"/>
       <w:r>
@@ -105,27 +111,133 @@
         <w:t xml:space="preserve">My </w:t>
       </w:r>
       <w:r>
-        <w:t xml:space="preserve">thesis is that the market is undervaluing the visibility and quality of </w:t>
+        <w:t xml:space="preserve">thesis is that the market is undervaluing the </w:t>
+      </w:r>
+      <w:r>
+        <w:t xml:space="preserve">defensiveness and </w:t>
+      </w:r>
+      <w:r>
+        <w:t xml:space="preserve">quality of </w:t>
+      </w:r>
+      <w:r>
+        <w:t>Haleon’s</w:t>
+      </w:r>
+      <w:r>
+        <w:t xml:space="preserve"> organic growth</w:t>
+      </w:r>
+      <w:r>
+        <w:t xml:space="preserve">, and </w:t>
+      </w:r>
+      <w:r>
+        <w:t>underestimating</w:t>
+      </w:r>
+      <w:r>
+        <w:t xml:space="preserve"> its</w:t>
+      </w:r>
+      <w:r>
+        <w:t xml:space="preserve"> margin and FCF </w:t>
+      </w:r>
+      <w:r>
+        <w:t>drop through from its cost savings programme</w:t>
+      </w:r>
+      <w:r>
+        <w:t>.</w:t>
+      </w:r>
+    </w:p>
+    <w:p>
+      <w:pPr>
+        <w:pStyle w:val="NoSpacing"/>
+      </w:pPr>
+    </w:p>
+    <w:p>
+      <w:pPr>
+        <w:pStyle w:val="NoSpacing"/>
+      </w:pPr>
+      <w:r>
+        <w:t xml:space="preserve">Firstly, Haleon’s </w:t>
+      </w:r>
+      <w:r>
+        <w:t>exposure to</w:t>
+      </w:r>
+      <w:r>
+        <w:t xml:space="preserve"> therapeutic oral health, VMS, and OTC, gives it positive structural exposure to health trends</w:t>
+      </w:r>
+      <w:r>
+        <w:t xml:space="preserve"> and</w:t>
+      </w:r>
+      <w:r>
+        <w:t xml:space="preserve"> aging populations</w:t>
+      </w:r>
+      <w:r>
+        <w:t>.</w:t>
+      </w:r>
+      <w:r>
+        <w:t xml:space="preserve"> </w:t>
+      </w:r>
+      <w:r>
+        <w:t>This</w:t>
+      </w:r>
+      <w:r>
+        <w:t xml:space="preserve"> should support sector leading and relatively defensive OSG through </w:t>
+      </w:r>
+      <w:r>
+        <w:t xml:space="preserve">FY26 to </w:t>
+      </w:r>
+      <w:r>
+        <w:t>27</w:t>
+      </w:r>
+      <w:r>
+        <w:t xml:space="preserve">. I believe it can deliver +3.5% OSG for FY26 and +4.6% OSG for FY27, both </w:t>
+      </w:r>
+      <w:r>
+        <w:t xml:space="preserve">around </w:t>
+      </w:r>
+      <w:r>
+        <w:t xml:space="preserve">20bps above consensus, </w:t>
+      </w:r>
+      <w:r>
+        <w:t>and towards</w:t>
+      </w:r>
+      <w:r>
+        <w:t xml:space="preserve"> the</w:t>
+      </w:r>
+      <w:r>
+        <w:t xml:space="preserve"> top end of the Staples </w:t>
+      </w:r>
+      <w:r>
+        <w:t xml:space="preserve">peer group. Despite this, </w:t>
       </w:r>
       <w:proofErr w:type="spellStart"/>
       <w:r>
-        <w:t>Haleon’s</w:t>
+        <w:t>Haleon</w:t>
       </w:r>
       <w:proofErr w:type="spellEnd"/>
       <w:r>
-        <w:t xml:space="preserve"> organic growth</w:t>
-      </w:r>
-      <w:r>
-        <w:t xml:space="preserve">, and </w:t>
-      </w:r>
-      <w:r>
-        <w:t>underestimating</w:t>
-      </w:r>
-      <w:r>
-        <w:t xml:space="preserve"> its</w:t>
-      </w:r>
-      <w:r>
-        <w:t xml:space="preserve"> margin and FCF potential</w:t>
+        <w:t xml:space="preserve"> trades at a 20-30% PEG</w:t>
+      </w:r>
+      <w:r>
+        <w:t xml:space="preserve"> discount </w:t>
+      </w:r>
+      <w:r>
+        <w:t xml:space="preserve">to </w:t>
+      </w:r>
+      <w:r>
+        <w:t>European HPC peers for FY2</w:t>
+      </w:r>
+      <w:r>
+        <w:t xml:space="preserve">7. </w:t>
+      </w:r>
+      <w:r>
+        <w:t xml:space="preserve">While my top-line estimates are only modestly above consensus, I think the market is </w:t>
+      </w:r>
+      <w:r>
+        <w:t>mispricing the</w:t>
+      </w:r>
+      <w:r>
+        <w:t xml:space="preserve"> quality of this growth, particularly given its lower macro</w:t>
+      </w:r>
+      <w:r>
+        <w:t xml:space="preserve"> sensitivity than peers</w:t>
       </w:r>
       <w:r>
         <w:t>.</w:t>
@@ -141,69 +253,263 @@
         <w:pStyle w:val="NoSpacing"/>
       </w:pPr>
       <w:r>
-        <w:t xml:space="preserve">Firstly, </w:t>
+        <w:t xml:space="preserve">Secondly, </w:t>
+      </w:r>
+      <w:r>
+        <w:t xml:space="preserve">I think </w:t>
+      </w:r>
+      <w:r>
+        <w:t xml:space="preserve">consensus margin expectations and FCF forecasts are too low. With Haleon’s cost savings programme </w:t>
+      </w:r>
+      <w:r>
+        <w:t>progressing</w:t>
+      </w:r>
+      <w:r>
+        <w:t xml:space="preserve"> well, supply chain rationalisation, and operating leverage, I forecast </w:t>
       </w:r>
       <w:proofErr w:type="spellStart"/>
       <w:r>
-        <w:t>Haleon’s</w:t>
+        <w:t>adj</w:t>
       </w:r>
       <w:proofErr w:type="spellEnd"/>
       <w:r>
-        <w:t xml:space="preserve"> consumer health business, </w:t>
-      </w:r>
-      <w:r>
-        <w:t>with exposure to</w:t>
-      </w:r>
-      <w:r>
-        <w:t xml:space="preserve"> therapeutic oral health, VMS, and OTC, gives it positive structural exposure to health trends</w:t>
-      </w:r>
-      <w:r>
-        <w:t xml:space="preserve"> and</w:t>
-      </w:r>
-      <w:r>
-        <w:t xml:space="preserve"> aging populations</w:t>
+        <w:t xml:space="preserve"> EBIT margins of 24.3% in FY26, </w:t>
+      </w:r>
+      <w:r>
+        <w:t xml:space="preserve">around </w:t>
+      </w:r>
+      <w:r>
+        <w:t xml:space="preserve">50bps above consensus, and 25.3% in FY27, </w:t>
+      </w:r>
+      <w:r>
+        <w:t xml:space="preserve">around </w:t>
+      </w:r>
+      <w:r>
+        <w:t>100bps above consensus.</w:t>
+      </w:r>
+      <w:r>
+        <w:t xml:space="preserve"> </w:t>
+      </w:r>
+      <w:r>
+        <w:t xml:space="preserve">My key variant view is that a greater proportion of savings will drop through to the bottom line than what consensus assumes. </w:t>
+      </w:r>
+      <w:proofErr w:type="spellStart"/>
+      <w:r>
+        <w:t>Haleon</w:t>
+      </w:r>
+      <w:proofErr w:type="spellEnd"/>
+      <w:r>
+        <w:t xml:space="preserve"> is already relatively well invested, reducing the need for incremental reinvestment, unlike peers such as Unilever and Reckitt where productivity savings are being more heavily recycled or offsetting stranded costs.</w:t>
+      </w:r>
+      <w:r>
+        <w:t xml:space="preserve"> </w:t>
+      </w:r>
+      <w:r>
+        <w:t xml:space="preserve">This </w:t>
+      </w:r>
+      <w:r>
+        <w:t>drives</w:t>
+      </w:r>
+      <w:r>
+        <w:t xml:space="preserve"> double digit EPS CAGR</w:t>
+      </w:r>
+      <w:r>
+        <w:t xml:space="preserve"> despite modest topline upside</w:t>
       </w:r>
       <w:r>
         <w:t>.</w:t>
       </w:r>
       <w:r>
+        <w:t xml:space="preserve"> I also think consensus is understating </w:t>
+      </w:r>
+      <w:r>
+        <w:t xml:space="preserve">FCF </w:t>
+      </w:r>
+      <w:r>
+        <w:t xml:space="preserve">both because of the higher EBIT drop through and because Haleon’s working capital reduction programme is not fully reflected in forecasts. </w:t>
+      </w:r>
+      <w:r>
+        <w:t xml:space="preserve">I forecast FCF around 5-10% above consensus for FY26 and FY27, </w:t>
+      </w:r>
+      <w:r>
+        <w:t>supporting greater buyback and bolt-on M&amp;A optionality</w:t>
+      </w:r>
+      <w:r>
+        <w:t>.</w:t>
+      </w:r>
+    </w:p>
+    <w:p>
+      <w:pPr>
+        <w:pStyle w:val="NoSpacing"/>
+      </w:pPr>
+    </w:p>
+    <w:p>
+      <w:pPr>
+        <w:pStyle w:val="NoSpacing"/>
+      </w:pPr>
+      <w:r>
+        <w:t xml:space="preserve">Finally on valuation, </w:t>
+      </w:r>
+      <w:proofErr w:type="spellStart"/>
+      <w:r>
+        <w:t>Haleon</w:t>
+      </w:r>
+      <w:proofErr w:type="spellEnd"/>
+      <w:r>
+        <w:t xml:space="preserve"> looks very attractive. </w:t>
+      </w:r>
+      <w:proofErr w:type="spellStart"/>
+      <w:r>
+        <w:t>Haleon</w:t>
+      </w:r>
+      <w:proofErr w:type="spellEnd"/>
+      <w:r>
+        <w:t xml:space="preserve"> trades on a </w:t>
+      </w:r>
+      <w:r>
+        <w:t xml:space="preserve">FY26 and </w:t>
+      </w:r>
+      <w:r>
+        <w:t>27 PE of 15.8x and 14.2x</w:t>
+      </w:r>
+      <w:r>
         <w:t xml:space="preserve"> </w:t>
       </w:r>
       <w:r>
-        <w:t>This gives</w:t>
-      </w:r>
-      <w:r>
-        <w:t xml:space="preserve"> strong OSG </w:t>
-      </w:r>
-      <w:r>
-        <w:t>visibility</w:t>
-      </w:r>
-      <w:r>
-        <w:t xml:space="preserve"> in FY26 and FY27 relative to other </w:t>
-      </w:r>
-      <w:r>
-        <w:t>S</w:t>
-      </w:r>
-      <w:r>
-        <w:t xml:space="preserve">taples names. I believe it can deliver +3.5% OSG for FY26 and +4.6% OSG for FY27, both </w:t>
+        <w:t>at a 20%</w:t>
+      </w:r>
+      <w:r>
+        <w:t xml:space="preserve"> discount</w:t>
+      </w:r>
+      <w:r>
+        <w:t xml:space="preserve"> to E</w:t>
+      </w:r>
+      <w:r>
+        <w:t>uropean</w:t>
+      </w:r>
+      <w:r>
+        <w:t xml:space="preserve"> HPC for both years. </w:t>
+      </w:r>
+      <w:r>
+        <w:t xml:space="preserve">It </w:t>
+      </w:r>
+      <w:r>
+        <w:t xml:space="preserve">also offers an FCF yield of 5.7% and 6.8%, </w:t>
       </w:r>
       <w:r>
         <w:t xml:space="preserve">around </w:t>
       </w:r>
       <w:r>
-        <w:t xml:space="preserve">20bps above consensus, </w:t>
-      </w:r>
-      <w:r>
-        <w:t>and towards</w:t>
-      </w:r>
-      <w:r>
-        <w:t xml:space="preserve"> the</w:t>
-      </w:r>
-      <w:r>
-        <w:t xml:space="preserve"> top end of the Staples </w:t>
-      </w:r>
-      <w:r>
-        <w:t xml:space="preserve">peer group. Despite this, </w:t>
+        <w:t>30%</w:t>
+      </w:r>
+      <w:r>
+        <w:t>-</w:t>
+      </w:r>
+      <w:r>
+        <w:t xml:space="preserve">40% </w:t>
+      </w:r>
+      <w:r>
+        <w:t xml:space="preserve">higher </w:t>
+      </w:r>
+      <w:r>
+        <w:t>than E</w:t>
+      </w:r>
+      <w:r>
+        <w:t>uropean</w:t>
+      </w:r>
+      <w:r>
+        <w:t xml:space="preserve"> HPC</w:t>
+      </w:r>
+      <w:r>
+        <w:t xml:space="preserve"> peers</w:t>
+      </w:r>
+      <w:r>
+        <w:t xml:space="preserve">. </w:t>
+      </w:r>
+      <w:r>
+        <w:t>I think t</w:t>
+      </w:r>
+      <w:r>
+        <w:t xml:space="preserve">his </w:t>
+      </w:r>
+      <w:r>
+        <w:t>discount is</w:t>
+      </w:r>
+      <w:r>
+        <w:t xml:space="preserve"> inconsistent with Haleon’s </w:t>
+      </w:r>
+      <w:r>
+        <w:t>superior earnings growth</w:t>
+      </w:r>
+      <w:r>
+        <w:t xml:space="preserve"> </w:t>
+      </w:r>
+      <w:r>
+        <w:t xml:space="preserve">and </w:t>
+      </w:r>
+      <w:r>
+        <w:t xml:space="preserve">top-quartile </w:t>
+      </w:r>
+      <w:r>
+        <w:t>OSG</w:t>
+      </w:r>
+      <w:r>
+        <w:t xml:space="preserve">. </w:t>
+      </w:r>
+      <w:r>
+        <w:t xml:space="preserve">My price target </w:t>
+      </w:r>
+      <w:r>
+        <w:t>implies</w:t>
+      </w:r>
+      <w:r>
+        <w:t xml:space="preserve"> a</w:t>
+      </w:r>
+      <w:r>
+        <w:t>n</w:t>
+      </w:r>
+      <w:r>
+        <w:t xml:space="preserve"> </w:t>
+      </w:r>
+      <w:r>
+        <w:t>18.5</w:t>
+      </w:r>
+      <w:r>
+        <w:t>x</w:t>
+      </w:r>
+      <w:r>
+        <w:t xml:space="preserve"> FY27 PE</w:t>
+      </w:r>
+      <w:r>
+        <w:t>,</w:t>
+      </w:r>
+      <w:r>
+        <w:t xml:space="preserve"> </w:t>
+      </w:r>
+      <w:r>
+        <w:t xml:space="preserve">a </w:t>
+      </w:r>
+      <w:r>
+        <w:t>small premium</w:t>
+      </w:r>
+      <w:r>
+        <w:t xml:space="preserve"> to HPC peers</w:t>
+      </w:r>
+      <w:r>
+        <w:t xml:space="preserve"> despite its superior growth profile.</w:t>
+      </w:r>
+    </w:p>
+    <w:p>
+      <w:pPr>
+        <w:pStyle w:val="NoSpacing"/>
+      </w:pPr>
+    </w:p>
+    <w:p>
+      <w:pPr>
+        <w:pStyle w:val="NoSpacing"/>
+      </w:pPr>
+      <w:r>
+        <w:t xml:space="preserve">So why now? </w:t>
       </w:r>
       <w:proofErr w:type="spellStart"/>
       <w:r>
@@ -211,335 +517,66 @@
       </w:r>
       <w:proofErr w:type="spellEnd"/>
       <w:r>
-        <w:t xml:space="preserve"> trades at a 20-30% PEG</w:t>
-      </w:r>
-      <w:r>
-        <w:t xml:space="preserve"> discount </w:t>
-      </w:r>
-      <w:r>
-        <w:t xml:space="preserve">to </w:t>
-      </w:r>
-      <w:r>
-        <w:t>European HPC peers for FY2</w:t>
-      </w:r>
-      <w:r>
-        <w:t xml:space="preserve">7. </w:t>
-      </w:r>
-      <w:r>
-        <w:t>While my top-line estimates are only modestly above consensus, I think the market is underpaying for the visibility and quality of this growth, particularly given its lower sensitivity to weak macro.</w:t>
-      </w:r>
-    </w:p>
-    <w:p>
-      <w:pPr>
-        <w:pStyle w:val="NoSpacing"/>
-      </w:pPr>
-    </w:p>
-    <w:p>
-      <w:pPr>
-        <w:pStyle w:val="NoSpacing"/>
-      </w:pPr>
-      <w:r>
-        <w:t xml:space="preserve">Secondly, </w:t>
-      </w:r>
-      <w:r>
-        <w:t xml:space="preserve">I think </w:t>
-      </w:r>
-      <w:r>
-        <w:t xml:space="preserve">consensus margin expectations and FCF forecasts are too low. With </w:t>
+        <w:t xml:space="preserve"> has been overly punished by </w:t>
+      </w:r>
+      <w:r>
+        <w:t>the recent increase in</w:t>
+      </w:r>
+      <w:r>
+        <w:t xml:space="preserve"> oil prices and</w:t>
+      </w:r>
+      <w:r>
+        <w:t xml:space="preserve"> </w:t>
+      </w:r>
+      <w:r>
+        <w:t>yields. The share price is down low-teens % since mid</w:t>
+      </w:r>
+      <w:r>
+        <w:t>-</w:t>
+      </w:r>
+      <w:r>
+        <w:t>August</w:t>
+      </w:r>
+      <w:r>
+        <w:t>, despite no material deterioration in the underlying earnings outlook</w:t>
+      </w:r>
+      <w:r>
+        <w:t xml:space="preserve">. </w:t>
+      </w:r>
+      <w:r>
+        <w:t>I think the market has ove</w:t>
+      </w:r>
+      <w:r>
+        <w:t>restimated the sensitivity to</w:t>
+      </w:r>
+      <w:r>
+        <w:t xml:space="preserve"> higher</w:t>
+      </w:r>
+      <w:r>
+        <w:t xml:space="preserve"> oil prices. O</w:t>
+      </w:r>
+      <w:r>
+        <w:t xml:space="preserve">il-linked costs are only around 3% of revenue, while </w:t>
       </w:r>
       <w:proofErr w:type="spellStart"/>
       <w:r>
-        <w:t>Haleon’s</w:t>
+        <w:t>Haleon</w:t>
       </w:r>
       <w:proofErr w:type="spellEnd"/>
       <w:r>
-        <w:t xml:space="preserve"> cost savings programme </w:t>
-      </w:r>
-      <w:r>
-        <w:t>progressing</w:t>
-      </w:r>
-      <w:r>
-        <w:t xml:space="preserve"> well, supply chain rationalisation, and operating leverage, I forecast </w:t>
-      </w:r>
-      <w:proofErr w:type="spellStart"/>
-      <w:r>
-        <w:t>adj</w:t>
-      </w:r>
-      <w:proofErr w:type="spellEnd"/>
-      <w:r>
-        <w:t xml:space="preserve"> EBIT margins of 24.3% in FY26, </w:t>
-      </w:r>
-      <w:r>
-        <w:t xml:space="preserve">around </w:t>
-      </w:r>
-      <w:r>
-        <w:t xml:space="preserve">50bps above consensus, and 25.3% in FY27, </w:t>
-      </w:r>
-      <w:r>
-        <w:t xml:space="preserve">around </w:t>
-      </w:r>
-      <w:r>
-        <w:t>100bps above consensus.</w:t>
+        <w:t xml:space="preserve"> also benefits from lower category elasticities than many other peers.</w:t>
       </w:r>
       <w:r>
         <w:t xml:space="preserve"> </w:t>
       </w:r>
       <w:r>
-        <w:t xml:space="preserve">The key difference versus consensus is that I expect more of the cost savings to drop through to earnings. </w:t>
-      </w:r>
-      <w:proofErr w:type="spellStart"/>
-      <w:r>
-        <w:t>Haleon</w:t>
-      </w:r>
-      <w:proofErr w:type="spellEnd"/>
-      <w:r>
-        <w:t xml:space="preserve"> is already relatively well invested, reducing the need for incremental reinvestment, unlike peers such as Unilever and Reckitt where productivity savings are being more heavily recycled or offsetting stranded costs.</w:t>
-      </w:r>
-      <w:r>
-        <w:t xml:space="preserve"> </w:t>
-      </w:r>
-      <w:r>
-        <w:t xml:space="preserve">This also </w:t>
-      </w:r>
-      <w:r>
-        <w:t>supports</w:t>
-      </w:r>
-      <w:r>
-        <w:t xml:space="preserve"> double digit EPS CAGR over the next few years.</w:t>
-      </w:r>
-      <w:r>
-        <w:t xml:space="preserve"> I also think consensus is understating </w:t>
-      </w:r>
-      <w:r>
-        <w:t xml:space="preserve">FCF </w:t>
-      </w:r>
-      <w:r>
-        <w:t xml:space="preserve">both because of the higher EBIT drop through and because </w:t>
-      </w:r>
-      <w:proofErr w:type="spellStart"/>
-      <w:r>
-        <w:t>Haleon’s</w:t>
-      </w:r>
-      <w:proofErr w:type="spellEnd"/>
-      <w:r>
-        <w:t xml:space="preserve"> working capital reduction programme is not fully reflected in forecasts. </w:t>
-      </w:r>
-      <w:r>
-        <w:t>I forecast FCF around 5-10% above consensus for FY26 and FY27, giving additional capacity for buybacks and bolt-on M&amp;A.</w:t>
-      </w:r>
-    </w:p>
-    <w:p>
-      <w:pPr>
-        <w:pStyle w:val="NoSpacing"/>
-      </w:pPr>
-    </w:p>
-    <w:p>
-      <w:pPr>
-        <w:pStyle w:val="NoSpacing"/>
-      </w:pPr>
-      <w:r>
-        <w:t xml:space="preserve">Finally on valuation, </w:t>
-      </w:r>
-      <w:proofErr w:type="spellStart"/>
-      <w:r>
-        <w:t>Haleon</w:t>
-      </w:r>
-      <w:proofErr w:type="spellEnd"/>
-      <w:r>
-        <w:t xml:space="preserve"> looks very attractive. </w:t>
-      </w:r>
-      <w:proofErr w:type="spellStart"/>
-      <w:r>
-        <w:t>Haleon</w:t>
-      </w:r>
-      <w:proofErr w:type="spellEnd"/>
-      <w:r>
-        <w:t xml:space="preserve"> trades on a </w:t>
-      </w:r>
-      <w:r>
-        <w:t xml:space="preserve">FY26 and </w:t>
-      </w:r>
-      <w:r>
-        <w:t>27 PE of 15.8x and 14.2x</w:t>
-      </w:r>
-      <w:r>
-        <w:t xml:space="preserve"> </w:t>
-      </w:r>
-      <w:r>
-        <w:t>at a 20%</w:t>
-      </w:r>
-      <w:r>
-        <w:t xml:space="preserve"> discount</w:t>
-      </w:r>
-      <w:r>
-        <w:t xml:space="preserve"> to E</w:t>
-      </w:r>
-      <w:r>
-        <w:t>uropean</w:t>
-      </w:r>
-      <w:r>
-        <w:t xml:space="preserve"> HPC for both years. </w:t>
-      </w:r>
-      <w:r>
-        <w:t xml:space="preserve">It </w:t>
-      </w:r>
-      <w:r>
-        <w:t xml:space="preserve">also offers an FCF yield of 5.7% and 6.8%, </w:t>
-      </w:r>
-      <w:r>
-        <w:t xml:space="preserve">around </w:t>
-      </w:r>
-      <w:r>
-        <w:t>30%</w:t>
-      </w:r>
-      <w:r>
-        <w:t>-</w:t>
-      </w:r>
-      <w:r>
-        <w:t xml:space="preserve">40% </w:t>
-      </w:r>
-      <w:r>
-        <w:t xml:space="preserve">higher </w:t>
-      </w:r>
-      <w:r>
-        <w:t>than E</w:t>
-      </w:r>
-      <w:r>
-        <w:t>uropean</w:t>
-      </w:r>
-      <w:r>
-        <w:t xml:space="preserve"> HPC</w:t>
-      </w:r>
-      <w:r>
-        <w:t xml:space="preserve"> peers</w:t>
+        <w:t>Higher bond yields have put further pressure on the multiple</w:t>
       </w:r>
       <w:r>
         <w:t xml:space="preserve">. </w:t>
       </w:r>
       <w:r>
-        <w:t>I think t</w:t>
-      </w:r>
-      <w:r>
-        <w:t xml:space="preserve">his </w:t>
-      </w:r>
-      <w:r>
-        <w:t>discount is difficult to justify given superior earnings growth</w:t>
-      </w:r>
-      <w:r>
-        <w:t xml:space="preserve"> </w:t>
-      </w:r>
-      <w:r>
-        <w:t xml:space="preserve">and </w:t>
-      </w:r>
-      <w:r>
-        <w:t>OSG</w:t>
-      </w:r>
-      <w:r>
-        <w:t xml:space="preserve"> towards the top end of the sector.</w:t>
-      </w:r>
-      <w:r>
-        <w:t xml:space="preserve"> </w:t>
-      </w:r>
-      <w:r>
-        <w:t xml:space="preserve">My price target would imply a valuation of </w:t>
-      </w:r>
-      <w:r>
-        <w:t>18.5</w:t>
-      </w:r>
-      <w:r>
-        <w:t>x</w:t>
-      </w:r>
-      <w:r>
-        <w:t xml:space="preserve"> FY27 PE</w:t>
-      </w:r>
-      <w:r>
-        <w:t xml:space="preserve">, a </w:t>
-      </w:r>
-      <w:r>
-        <w:t>small premium</w:t>
-      </w:r>
-      <w:r>
-        <w:t xml:space="preserve"> to HPC peers</w:t>
-      </w:r>
-      <w:r>
-        <w:t xml:space="preserve"> despite its superior growth profile.</w:t>
-      </w:r>
-    </w:p>
-    <w:p>
-      <w:pPr>
-        <w:pStyle w:val="NoSpacing"/>
-      </w:pPr>
-    </w:p>
-    <w:p>
-      <w:pPr>
-        <w:pStyle w:val="NoSpacing"/>
-      </w:pPr>
-      <w:r>
-        <w:t xml:space="preserve">So why now? </w:t>
-      </w:r>
-      <w:proofErr w:type="spellStart"/>
-      <w:r>
-        <w:t>Haleon</w:t>
-      </w:r>
-      <w:proofErr w:type="spellEnd"/>
-      <w:r>
-        <w:t xml:space="preserve"> has been overly punished by </w:t>
-      </w:r>
-      <w:r>
-        <w:t>the recent increase in</w:t>
-      </w:r>
-      <w:r>
-        <w:t xml:space="preserve"> oil prices and</w:t>
-      </w:r>
-      <w:r>
-        <w:t xml:space="preserve"> </w:t>
-      </w:r>
-      <w:r>
-        <w:t>yields. The share price is down low-teens % since mid</w:t>
-      </w:r>
-      <w:r>
-        <w:t>-</w:t>
-      </w:r>
-      <w:r>
-        <w:t>August</w:t>
-      </w:r>
-      <w:r>
-        <w:t>, despite no material deterioration in the underlying earnings outlook</w:t>
-      </w:r>
-      <w:r>
-        <w:t xml:space="preserve">. </w:t>
-      </w:r>
-      <w:r>
-        <w:t>I think the market has over-extrapolated the cost risk</w:t>
-      </w:r>
-      <w:r>
-        <w:t>,</w:t>
-      </w:r>
-      <w:r>
-        <w:t xml:space="preserve"> as</w:t>
-      </w:r>
-      <w:r>
-        <w:t xml:space="preserve"> oil-linked costs are only around 3% of revenue, while </w:t>
-      </w:r>
-      <w:proofErr w:type="spellStart"/>
-      <w:r>
-        <w:t>Haleon</w:t>
-      </w:r>
-      <w:proofErr w:type="spellEnd"/>
-      <w:r>
-        <w:t xml:space="preserve"> also benefits from lower category elasticities than many other peers.</w:t>
-      </w:r>
-      <w:r>
-        <w:t xml:space="preserve"> </w:t>
-      </w:r>
-      <w:r>
-        <w:t>Higher bond yields have put further pressure on the multiple</w:t>
-      </w:r>
-      <w:r>
-        <w:t xml:space="preserve">. </w:t>
-      </w:r>
-      <w:r>
-        <w:t>I therefore see the recent sell-off as an attractive entry point.</w:t>
+        <w:t>With earnings intact but the valuation reset, I see an attractive entry.</w:t>
       </w:r>
     </w:p>
     <w:p>
@@ -564,7 +601,13 @@
         <w:t xml:space="preserve"> I</w:t>
       </w:r>
       <w:r>
-        <w:t xml:space="preserve"> expect improving OSG throughout FY26, with the US market continuing to benefit from increased s</w:t>
+        <w:t xml:space="preserve"> expect OSG </w:t>
+      </w:r>
+      <w:r>
+        <w:t xml:space="preserve">to accelerate </w:t>
+      </w:r>
+      <w:r>
+        <w:t>through FY26, with the US market continuing to benefit from increased s</w:t>
       </w:r>
       <w:r>
         <w:t>h</w:t>
@@ -576,22 +619,34 @@
         <w:t xml:space="preserve"> </w:t>
       </w:r>
       <w:r>
-        <w:t xml:space="preserve">space in key retailers. </w:t>
-      </w:r>
-      <w:r>
-        <w:t>The</w:t>
-      </w:r>
-      <w:r>
-        <w:t xml:space="preserve"> delivery of margins ahead of consensus should force EPS and FCF upgrades.</w:t>
+        <w:t>space in key retailers.</w:t>
+      </w:r>
+      <w:r>
+        <w:t xml:space="preserve"> M</w:t>
+      </w:r>
+      <w:r>
+        <w:t>argins ahead of consensus should force EPS and FCF upgrades</w:t>
+      </w:r>
+      <w:r>
+        <w:t>, while s</w:t>
+      </w:r>
+      <w:r>
+        <w:t xml:space="preserve">trong cash generation also creates </w:t>
+      </w:r>
+      <w:r>
+        <w:t>scope</w:t>
+      </w:r>
+      <w:r>
+        <w:t xml:space="preserve"> for additional</w:t>
       </w:r>
       <w:r>
         <w:t xml:space="preserve"> </w:t>
       </w:r>
       <w:r>
-        <w:t xml:space="preserve">Strong cash generation also creates potential for additional share buybacks </w:t>
-      </w:r>
-      <w:r>
-        <w:t>and further capital returns.</w:t>
+        <w:t xml:space="preserve">buybacks </w:t>
+      </w:r>
+      <w:r>
+        <w:t>and capital returns.</w:t>
       </w:r>
     </w:p>
     <w:p>

--- a/Haleon long.docx
+++ b/Haleon long.docx
@@ -205,7 +205,19 @@
         <w:t xml:space="preserve"> top end of the Staples </w:t>
       </w:r>
       <w:r>
-        <w:t xml:space="preserve">peer group. Despite this, </w:t>
+        <w:t xml:space="preserve">peer group. </w:t>
+      </w:r>
+      <w:r>
+        <w:t>Yet d</w:t>
+      </w:r>
+      <w:r>
+        <w:t>espite this</w:t>
+      </w:r>
+      <w:r>
+        <w:t xml:space="preserve"> growth profile</w:t>
+      </w:r>
+      <w:r>
+        <w:t xml:space="preserve">, </w:t>
       </w:r>
       <w:proofErr w:type="spellStart"/>
       <w:r>
@@ -231,10 +243,19 @@
         <w:t xml:space="preserve">While my top-line estimates are only modestly above consensus, I think the market is </w:t>
       </w:r>
       <w:r>
-        <w:t>mispricing the</w:t>
-      </w:r>
-      <w:r>
-        <w:t xml:space="preserve"> quality of this growth, particularly given its lower macro</w:t>
+        <w:t xml:space="preserve">undervaluing </w:t>
+      </w:r>
+      <w:r>
+        <w:t>the</w:t>
+      </w:r>
+      <w:r>
+        <w:t xml:space="preserve"> quality </w:t>
+      </w:r>
+      <w:r>
+        <w:t xml:space="preserve">and durability </w:t>
+      </w:r>
+      <w:r>
+        <w:t>of this growth, particularly given its lower macro</w:t>
       </w:r>
       <w:r>
         <w:t xml:space="preserve"> sensitivity than peers</w:t>

--- a/Haleon long.docx
+++ b/Haleon long.docx
@@ -237,25 +237,34 @@
         <w:t>European HPC peers for FY2</w:t>
       </w:r>
       <w:r>
-        <w:t xml:space="preserve">7. </w:t>
-      </w:r>
-      <w:r>
-        <w:t xml:space="preserve">While my top-line estimates are only modestly above consensus, I think the market is </w:t>
-      </w:r>
-      <w:r>
-        <w:t xml:space="preserve">undervaluing </w:t>
-      </w:r>
-      <w:r>
-        <w:t>the</w:t>
-      </w:r>
-      <w:r>
-        <w:t xml:space="preserve"> quality </w:t>
-      </w:r>
-      <w:r>
-        <w:t xml:space="preserve">and durability </w:t>
-      </w:r>
-      <w:r>
-        <w:t>of this growth, particularly given its lower macro</w:t>
+        <w:t>7.</w:t>
+      </w:r>
+      <w:r>
+        <w:t xml:space="preserve"> </w:t>
+      </w:r>
+      <w:r>
+        <w:t>While m</w:t>
+      </w:r>
+      <w:r>
+        <w:t xml:space="preserve">y top-line estimates are only modestly above consensus, I think the market is </w:t>
+      </w:r>
+      <w:r>
+        <w:t xml:space="preserve">pricing this structurally supported, defensive </w:t>
+      </w:r>
+      <w:r>
+        <w:t>growth</w:t>
+      </w:r>
+      <w:r>
+        <w:t xml:space="preserve"> t</w:t>
+      </w:r>
+      <w:r>
+        <w:t>o</w:t>
+      </w:r>
+      <w:r>
+        <w:t>o cheaply</w:t>
+      </w:r>
+      <w:r>
+        <w:t>, particularly given its lower macro</w:t>
       </w:r>
       <w:r>
         <w:t xml:space="preserve"> sensitivity than peers</w:t>

--- a/Haleon long.docx
+++ b/Haleon long.docx
@@ -111,22 +111,37 @@
         <w:t xml:space="preserve">My </w:t>
       </w:r>
       <w:r>
-        <w:t xml:space="preserve">thesis is that the market is undervaluing the </w:t>
-      </w:r>
-      <w:r>
-        <w:t xml:space="preserve">defensiveness and </w:t>
-      </w:r>
-      <w:r>
-        <w:t xml:space="preserve">quality of </w:t>
+        <w:t xml:space="preserve">thesis is that the market is </w:t>
+      </w:r>
+      <w:r>
+        <w:t>pricing</w:t>
+      </w:r>
+      <w:r>
+        <w:t xml:space="preserve"> </w:t>
       </w:r>
       <w:r>
         <w:t>Haleon’s</w:t>
       </w:r>
       <w:r>
-        <w:t xml:space="preserve"> organic growth</w:t>
-      </w:r>
-      <w:r>
-        <w:t xml:space="preserve">, and </w:t>
+        <w:t xml:space="preserve"> </w:t>
+      </w:r>
+      <w:r>
+        <w:t xml:space="preserve">structurally supported, defensive </w:t>
+      </w:r>
+      <w:r>
+        <w:t>growth</w:t>
+      </w:r>
+      <w:r>
+        <w:t xml:space="preserve"> too cheaply</w:t>
+      </w:r>
+      <w:r>
+        <w:t xml:space="preserve">, </w:t>
+      </w:r>
+      <w:r>
+        <w:t>while</w:t>
+      </w:r>
+      <w:r>
+        <w:t xml:space="preserve"> </w:t>
       </w:r>
       <w:r>
         <w:t>underestimating</w:t>
@@ -166,7 +181,13 @@
         <w:t xml:space="preserve"> and</w:t>
       </w:r>
       <w:r>
-        <w:t xml:space="preserve"> aging populations</w:t>
+        <w:t xml:space="preserve"> ag</w:t>
+      </w:r>
+      <w:r>
+        <w:t>e</w:t>
+      </w:r>
+      <w:r>
+        <w:t>ing populations</w:t>
       </w:r>
       <w:r>
         <w:t>.</w:t>
@@ -187,7 +208,13 @@
         <w:t>27</w:t>
       </w:r>
       <w:r>
-        <w:t xml:space="preserve">. I believe it can deliver +3.5% OSG for FY26 and +4.6% OSG for FY27, both </w:t>
+        <w:t xml:space="preserve">. I </w:t>
+      </w:r>
+      <w:r>
+        <w:t>forecast</w:t>
+      </w:r>
+      <w:r>
+        <w:t xml:space="preserve"> +3.5% OSG for FY26 and +4.6% OSG for FY27, both </w:t>
       </w:r>
       <w:r>
         <w:t xml:space="preserve">around </w:t>
@@ -225,10 +252,19 @@
       </w:r>
       <w:proofErr w:type="spellEnd"/>
       <w:r>
-        <w:t xml:space="preserve"> trades at a 20-30% PEG</w:t>
-      </w:r>
-      <w:r>
-        <w:t xml:space="preserve"> discount </w:t>
+        <w:t xml:space="preserve"> trades at a 20-30% P</w:t>
+      </w:r>
+      <w:r>
+        <w:t>E</w:t>
+      </w:r>
+      <w:r>
+        <w:t>-to-</w:t>
+      </w:r>
+      <w:r>
+        <w:t xml:space="preserve">OSG </w:t>
+      </w:r>
+      <w:r>
+        <w:t xml:space="preserve">discount </w:t>
       </w:r>
       <w:r>
         <w:t xml:space="preserve">to </w:t>
@@ -249,19 +285,7 @@
         <w:t xml:space="preserve">y top-line estimates are only modestly above consensus, I think the market is </w:t>
       </w:r>
       <w:r>
-        <w:t xml:space="preserve">pricing this structurally supported, defensive </w:t>
-      </w:r>
-      <w:r>
-        <w:t>growth</w:t>
-      </w:r>
-      <w:r>
-        <w:t xml:space="preserve"> t</w:t>
-      </w:r>
-      <w:r>
-        <w:t>o</w:t>
-      </w:r>
-      <w:r>
-        <w:t>o cheaply</w:t>
+        <w:t>undervaluing the quality and resilience of the growth</w:t>
       </w:r>
       <w:r>
         <w:t>, particularly given its lower macro</w:t>
@@ -289,39 +313,279 @@
         <w:t xml:space="preserve">I think </w:t>
       </w:r>
       <w:r>
-        <w:t xml:space="preserve">consensus margin expectations and FCF forecasts are too low. With Haleon’s cost savings programme </w:t>
+        <w:t xml:space="preserve">consensus margin expectations and FCF forecasts are too low. With </w:t>
+      </w:r>
+      <w:r>
+        <w:t xml:space="preserve">the </w:t>
+      </w:r>
+      <w:r>
+        <w:t xml:space="preserve">cost savings programme </w:t>
       </w:r>
       <w:r>
         <w:t>progressing</w:t>
       </w:r>
       <w:r>
-        <w:t xml:space="preserve"> well, supply chain rationalisation, and operating leverage, I forecast </w:t>
+        <w:t xml:space="preserve"> well, supply chain rationalisation, and operating leverage, I forecast adj</w:t>
+      </w:r>
+      <w:r>
+        <w:t>usted</w:t>
+      </w:r>
+      <w:r>
+        <w:t xml:space="preserve"> EBIT margins of 24.3% in FY26, </w:t>
+      </w:r>
+      <w:r>
+        <w:t xml:space="preserve">around </w:t>
+      </w:r>
+      <w:r>
+        <w:t xml:space="preserve">50bps above consensus, and 25.3% in FY27, </w:t>
+      </w:r>
+      <w:r>
+        <w:t xml:space="preserve">around </w:t>
+      </w:r>
+      <w:r>
+        <w:t>100bps above consensus.</w:t>
+      </w:r>
+      <w:r>
+        <w:t xml:space="preserve"> </w:t>
+      </w:r>
+      <w:r>
+        <w:t xml:space="preserve">My key variant view is that </w:t>
+      </w:r>
+      <w:r>
+        <w:t>more of these</w:t>
+      </w:r>
+      <w:r>
+        <w:t xml:space="preserve"> savings will drop through to the bottom line than what consensus assumes. </w:t>
       </w:r>
       <w:proofErr w:type="spellStart"/>
       <w:r>
-        <w:t>adj</w:t>
+        <w:t>Haleon</w:t>
       </w:r>
       <w:proofErr w:type="spellEnd"/>
       <w:r>
-        <w:t xml:space="preserve"> EBIT margins of 24.3% in FY26, </w:t>
+        <w:t xml:space="preserve"> is already relatively well invested, reducing the need for incremental reinvestment, unlike peers such as Unilever and Reckitt where productivity savings are being more heavily recycled or offsetting stranded costs.</w:t>
+      </w:r>
+      <w:r>
+        <w:t xml:space="preserve"> </w:t>
+      </w:r>
+      <w:r>
+        <w:t xml:space="preserve">This </w:t>
+      </w:r>
+      <w:r>
+        <w:t>drives</w:t>
+      </w:r>
+      <w:r>
+        <w:t xml:space="preserve"> double digit EPS CAGR</w:t>
+      </w:r>
+      <w:r>
+        <w:t xml:space="preserve"> despite </w:t>
+      </w:r>
+      <w:r>
+        <w:t xml:space="preserve">only </w:t>
+      </w:r>
+      <w:r>
+        <w:t>modest topline upside</w:t>
+      </w:r>
+      <w:r>
+        <w:t>.</w:t>
+      </w:r>
+      <w:r>
+        <w:t xml:space="preserve"> I also think consensus is understating </w:t>
+      </w:r>
+      <w:r>
+        <w:t xml:space="preserve">FCF </w:t>
+      </w:r>
+      <w:r>
+        <w:t xml:space="preserve">both because of the higher EBIT drop through and because Haleon’s working capital reduction programme is not fully reflected in forecasts. </w:t>
+      </w:r>
+      <w:r>
+        <w:t xml:space="preserve">I forecast FCF around 5-10% above consensus for FY26 and FY27, </w:t>
+      </w:r>
+      <w:r>
+        <w:t>supporting greater buyback and bolt-on M&amp;A optionality</w:t>
+      </w:r>
+      <w:r>
+        <w:t>.</w:t>
+      </w:r>
+    </w:p>
+    <w:p>
+      <w:pPr>
+        <w:pStyle w:val="NoSpacing"/>
+      </w:pPr>
+    </w:p>
+    <w:p>
+      <w:pPr>
+        <w:pStyle w:val="NoSpacing"/>
+      </w:pPr>
+      <w:r>
+        <w:t xml:space="preserve">Finally on valuation, </w:t>
+      </w:r>
+      <w:proofErr w:type="spellStart"/>
+      <w:r>
+        <w:t>Haleon</w:t>
+      </w:r>
+      <w:proofErr w:type="spellEnd"/>
+      <w:r>
+        <w:t xml:space="preserve"> looks very attractive. </w:t>
+      </w:r>
+      <w:proofErr w:type="spellStart"/>
+      <w:r>
+        <w:t>Haleon</w:t>
+      </w:r>
+      <w:proofErr w:type="spellEnd"/>
+      <w:r>
+        <w:t xml:space="preserve"> trades on a </w:t>
+      </w:r>
+      <w:r>
+        <w:t xml:space="preserve">FY26 and </w:t>
+      </w:r>
+      <w:r>
+        <w:t>27 PE of 15.8x and 14.2x</w:t>
+      </w:r>
+      <w:r>
+        <w:t xml:space="preserve"> </w:t>
+      </w:r>
+      <w:r>
+        <w:t>at a 20%</w:t>
+      </w:r>
+      <w:r>
+        <w:t xml:space="preserve"> discount</w:t>
+      </w:r>
+      <w:r>
+        <w:t xml:space="preserve"> to E</w:t>
+      </w:r>
+      <w:r>
+        <w:t>uropean</w:t>
+      </w:r>
+      <w:r>
+        <w:t xml:space="preserve"> HPC </w:t>
+      </w:r>
+      <w:r>
+        <w:t xml:space="preserve">in </w:t>
+      </w:r>
+      <w:r>
+        <w:t xml:space="preserve">both years. </w:t>
+      </w:r>
+      <w:r>
+        <w:t xml:space="preserve">It </w:t>
+      </w:r>
+      <w:r>
+        <w:t xml:space="preserve">also offers an FCF yield of 5.7% and 6.8%, </w:t>
       </w:r>
       <w:r>
         <w:t xml:space="preserve">around </w:t>
       </w:r>
       <w:r>
-        <w:t xml:space="preserve">50bps above consensus, and 25.3% in FY27, </w:t>
-      </w:r>
-      <w:r>
-        <w:t xml:space="preserve">around </w:t>
-      </w:r>
-      <w:r>
-        <w:t>100bps above consensus.</w:t>
+        <w:t>30%</w:t>
+      </w:r>
+      <w:r>
+        <w:t>-</w:t>
+      </w:r>
+      <w:r>
+        <w:t xml:space="preserve">40% </w:t>
+      </w:r>
+      <w:r>
+        <w:t xml:space="preserve">higher </w:t>
+      </w:r>
+      <w:r>
+        <w:t>than E</w:t>
+      </w:r>
+      <w:r>
+        <w:t>uropean</w:t>
+      </w:r>
+      <w:r>
+        <w:t xml:space="preserve"> HPC</w:t>
+      </w:r>
+      <w:r>
+        <w:t xml:space="preserve"> peers</w:t>
+      </w:r>
+      <w:r>
+        <w:t xml:space="preserve">. </w:t>
+      </w:r>
+      <w:r>
+        <w:t>I think t</w:t>
+      </w:r>
+      <w:r>
+        <w:t xml:space="preserve">his </w:t>
+      </w:r>
+      <w:r>
+        <w:t>discount is</w:t>
+      </w:r>
+      <w:r>
+        <w:t xml:space="preserve"> inconsistent with Haleon’s </w:t>
+      </w:r>
+      <w:r>
+        <w:t>superior earnings growth</w:t>
       </w:r>
       <w:r>
         <w:t xml:space="preserve"> </w:t>
       </w:r>
       <w:r>
-        <w:t xml:space="preserve">My key variant view is that a greater proportion of savings will drop through to the bottom line than what consensus assumes. </w:t>
+        <w:t xml:space="preserve">and </w:t>
+      </w:r>
+      <w:r>
+        <w:t xml:space="preserve">top-quartile </w:t>
+      </w:r>
+      <w:r>
+        <w:t>OSG</w:t>
+      </w:r>
+      <w:r>
+        <w:t xml:space="preserve">. </w:t>
+      </w:r>
+      <w:r>
+        <w:t xml:space="preserve">My price target </w:t>
+      </w:r>
+      <w:r>
+        <w:t>implies</w:t>
+      </w:r>
+      <w:r>
+        <w:t xml:space="preserve"> a</w:t>
+      </w:r>
+      <w:r>
+        <w:t>n</w:t>
+      </w:r>
+      <w:r>
+        <w:t xml:space="preserve"> </w:t>
+      </w:r>
+      <w:r>
+        <w:t>18.5</w:t>
+      </w:r>
+      <w:r>
+        <w:t>x</w:t>
+      </w:r>
+      <w:r>
+        <w:t xml:space="preserve"> FY27 PE</w:t>
+      </w:r>
+      <w:r>
+        <w:t>,</w:t>
+      </w:r>
+      <w:r>
+        <w:t xml:space="preserve"> </w:t>
+      </w:r>
+      <w:r>
+        <w:t xml:space="preserve">a </w:t>
+      </w:r>
+      <w:r>
+        <w:t>small premium</w:t>
+      </w:r>
+      <w:r>
+        <w:t xml:space="preserve"> to HPC peers</w:t>
+      </w:r>
+      <w:r>
+        <w:t xml:space="preserve"> despite its superior growth profile.</w:t>
+      </w:r>
+    </w:p>
+    <w:p>
+      <w:pPr>
+        <w:pStyle w:val="NoSpacing"/>
+      </w:pPr>
+    </w:p>
+    <w:p>
+      <w:pPr>
+        <w:pStyle w:val="NoSpacing"/>
+      </w:pPr>
+      <w:r>
+        <w:t xml:space="preserve">So why now? </w:t>
       </w:r>
       <w:proofErr w:type="spellStart"/>
       <w:r>
@@ -329,234 +593,19 @@
       </w:r>
       <w:proofErr w:type="spellEnd"/>
       <w:r>
-        <w:t xml:space="preserve"> is already relatively well invested, reducing the need for incremental reinvestment, unlike peers such as Unilever and Reckitt where productivity savings are being more heavily recycled or offsetting stranded costs.</w:t>
+        <w:t xml:space="preserve"> has been overly punished by </w:t>
+      </w:r>
+      <w:r>
+        <w:t>the recent increase in</w:t>
+      </w:r>
+      <w:r>
+        <w:t xml:space="preserve"> oil prices and</w:t>
       </w:r>
       <w:r>
         <w:t xml:space="preserve"> </w:t>
       </w:r>
       <w:r>
-        <w:t xml:space="preserve">This </w:t>
-      </w:r>
-      <w:r>
-        <w:t>drives</w:t>
-      </w:r>
-      <w:r>
-        <w:t xml:space="preserve"> double digit EPS CAGR</w:t>
-      </w:r>
-      <w:r>
-        <w:t xml:space="preserve"> despite modest topline upside</w:t>
-      </w:r>
-      <w:r>
-        <w:t>.</w:t>
-      </w:r>
-      <w:r>
-        <w:t xml:space="preserve"> I also think consensus is understating </w:t>
-      </w:r>
-      <w:r>
-        <w:t xml:space="preserve">FCF </w:t>
-      </w:r>
-      <w:r>
-        <w:t xml:space="preserve">both because of the higher EBIT drop through and because Haleon’s working capital reduction programme is not fully reflected in forecasts. </w:t>
-      </w:r>
-      <w:r>
-        <w:t xml:space="preserve">I forecast FCF around 5-10% above consensus for FY26 and FY27, </w:t>
-      </w:r>
-      <w:r>
-        <w:t>supporting greater buyback and bolt-on M&amp;A optionality</w:t>
-      </w:r>
-      <w:r>
-        <w:t>.</w:t>
-      </w:r>
-    </w:p>
-    <w:p>
-      <w:pPr>
-        <w:pStyle w:val="NoSpacing"/>
-      </w:pPr>
-    </w:p>
-    <w:p>
-      <w:pPr>
-        <w:pStyle w:val="NoSpacing"/>
-      </w:pPr>
-      <w:r>
-        <w:t xml:space="preserve">Finally on valuation, </w:t>
-      </w:r>
-      <w:proofErr w:type="spellStart"/>
-      <w:r>
-        <w:t>Haleon</w:t>
-      </w:r>
-      <w:proofErr w:type="spellEnd"/>
-      <w:r>
-        <w:t xml:space="preserve"> looks very attractive. </w:t>
-      </w:r>
-      <w:proofErr w:type="spellStart"/>
-      <w:r>
-        <w:t>Haleon</w:t>
-      </w:r>
-      <w:proofErr w:type="spellEnd"/>
-      <w:r>
-        <w:t xml:space="preserve"> trades on a </w:t>
-      </w:r>
-      <w:r>
-        <w:t xml:space="preserve">FY26 and </w:t>
-      </w:r>
-      <w:r>
-        <w:t>27 PE of 15.8x and 14.2x</w:t>
-      </w:r>
-      <w:r>
-        <w:t xml:space="preserve"> </w:t>
-      </w:r>
-      <w:r>
-        <w:t>at a 20%</w:t>
-      </w:r>
-      <w:r>
-        <w:t xml:space="preserve"> discount</w:t>
-      </w:r>
-      <w:r>
-        <w:t xml:space="preserve"> to E</w:t>
-      </w:r>
-      <w:r>
-        <w:t>uropean</w:t>
-      </w:r>
-      <w:r>
-        <w:t xml:space="preserve"> HPC for both years. </w:t>
-      </w:r>
-      <w:r>
-        <w:t xml:space="preserve">It </w:t>
-      </w:r>
-      <w:r>
-        <w:t xml:space="preserve">also offers an FCF yield of 5.7% and 6.8%, </w:t>
-      </w:r>
-      <w:r>
-        <w:t xml:space="preserve">around </w:t>
-      </w:r>
-      <w:r>
-        <w:t>30%</w:t>
-      </w:r>
-      <w:r>
-        <w:t>-</w:t>
-      </w:r>
-      <w:r>
-        <w:t xml:space="preserve">40% </w:t>
-      </w:r>
-      <w:r>
-        <w:t xml:space="preserve">higher </w:t>
-      </w:r>
-      <w:r>
-        <w:t>than E</w:t>
-      </w:r>
-      <w:r>
-        <w:t>uropean</w:t>
-      </w:r>
-      <w:r>
-        <w:t xml:space="preserve"> HPC</w:t>
-      </w:r>
-      <w:r>
-        <w:t xml:space="preserve"> peers</w:t>
-      </w:r>
-      <w:r>
-        <w:t xml:space="preserve">. </w:t>
-      </w:r>
-      <w:r>
-        <w:t>I think t</w:t>
-      </w:r>
-      <w:r>
-        <w:t xml:space="preserve">his </w:t>
-      </w:r>
-      <w:r>
-        <w:t>discount is</w:t>
-      </w:r>
-      <w:r>
-        <w:t xml:space="preserve"> inconsistent with Haleon’s </w:t>
-      </w:r>
-      <w:r>
-        <w:t>superior earnings growth</w:t>
-      </w:r>
-      <w:r>
-        <w:t xml:space="preserve"> </w:t>
-      </w:r>
-      <w:r>
-        <w:t xml:space="preserve">and </w:t>
-      </w:r>
-      <w:r>
-        <w:t xml:space="preserve">top-quartile </w:t>
-      </w:r>
-      <w:r>
-        <w:t>OSG</w:t>
-      </w:r>
-      <w:r>
-        <w:t xml:space="preserve">. </w:t>
-      </w:r>
-      <w:r>
-        <w:t xml:space="preserve">My price target </w:t>
-      </w:r>
-      <w:r>
-        <w:t>implies</w:t>
-      </w:r>
-      <w:r>
-        <w:t xml:space="preserve"> a</w:t>
-      </w:r>
-      <w:r>
-        <w:t>n</w:t>
-      </w:r>
-      <w:r>
-        <w:t xml:space="preserve"> </w:t>
-      </w:r>
-      <w:r>
-        <w:t>18.5</w:t>
-      </w:r>
-      <w:r>
-        <w:t>x</w:t>
-      </w:r>
-      <w:r>
-        <w:t xml:space="preserve"> FY27 PE</w:t>
-      </w:r>
-      <w:r>
-        <w:t>,</w:t>
-      </w:r>
-      <w:r>
-        <w:t xml:space="preserve"> </w:t>
-      </w:r>
-      <w:r>
-        <w:t xml:space="preserve">a </w:t>
-      </w:r>
-      <w:r>
-        <w:t>small premium</w:t>
-      </w:r>
-      <w:r>
-        <w:t xml:space="preserve"> to HPC peers</w:t>
-      </w:r>
-      <w:r>
-        <w:t xml:space="preserve"> despite its superior growth profile.</w:t>
-      </w:r>
-    </w:p>
-    <w:p>
-      <w:pPr>
-        <w:pStyle w:val="NoSpacing"/>
-      </w:pPr>
-    </w:p>
-    <w:p>
-      <w:pPr>
-        <w:pStyle w:val="NoSpacing"/>
-      </w:pPr>
-      <w:r>
-        <w:t xml:space="preserve">So why now? </w:t>
-      </w:r>
-      <w:proofErr w:type="spellStart"/>
-      <w:r>
-        <w:t>Haleon</w:t>
-      </w:r>
-      <w:proofErr w:type="spellEnd"/>
-      <w:r>
-        <w:t xml:space="preserve"> has been overly punished by </w:t>
-      </w:r>
-      <w:r>
-        <w:t>the recent increase in</w:t>
-      </w:r>
-      <w:r>
-        <w:t xml:space="preserve"> oil prices and</w:t>
-      </w:r>
-      <w:r>
-        <w:t xml:space="preserve"> </w:t>
+        <w:t xml:space="preserve">bond </w:t>
       </w:r>
       <w:r>
         <w:t>yields. The share price is down low-teens % since mid</w:t>

--- a/Haleon long.docx
+++ b/Haleon long.docx
@@ -58,16 +58,16 @@
         <w:t xml:space="preserve"> implying</w:t>
       </w:r>
       <w:r>
-        <w:t xml:space="preserve"> 3</w:t>
-      </w:r>
-      <w:r>
-        <w:t>0</w:t>
-      </w:r>
-      <w:r>
-        <w:t>%</w:t>
-      </w:r>
-      <w:r>
-        <w:t xml:space="preserve"> upside</w:t>
+        <w:t xml:space="preserve"> </w:t>
+      </w:r>
+      <w:r>
+        <w:t xml:space="preserve">an </w:t>
+      </w:r>
+      <w:r>
+        <w:t>upside</w:t>
+      </w:r>
+      <w:r>
+        <w:t xml:space="preserve"> of 30%</w:t>
       </w:r>
       <w:r>
         <w:t xml:space="preserve">. </w:t>
@@ -120,6 +120,9 @@
         <w:t xml:space="preserve"> </w:t>
       </w:r>
       <w:r>
+        <w:t xml:space="preserve">too cheaply </w:t>
+      </w:r>
+      <w:r>
         <w:t>Haleon’s</w:t>
       </w:r>
       <w:r>
@@ -130,9 +133,6 @@
       </w:r>
       <w:r>
         <w:t>growth</w:t>
-      </w:r>
-      <w:r>
-        <w:t xml:space="preserve"> too cheaply</w:t>
       </w:r>
       <w:r>
         <w:t xml:space="preserve">, </w:t>
